--- a/assets/templates/bpc_deficiencia_curatela_rep.docx
+++ b/assets/templates/bpc_deficiencia_curatela_rep.docx
@@ -338,6 +338,15 @@
     </w:p>
     <w:p>
       <w:pPr>
+        <w:spacing w:before="9"/>
+        <w:rPr>
+          <w:sz w:val="27"/>
+          <w:szCs w:val="27"/>
+        </w:rPr>
+      </w:pPr>
+    </w:p>
+    <w:p>
+      <w:pPr>
         <w:spacing w:before="8"/>
         <w:rPr>
           <w:sz w:val="20"/>
@@ -415,6 +424,17 @@
         </w:rPr>
         <w:t xml:space="preserve"> </w:t>
       </w:r>
+    </w:p>
+    <w:p>
+      <w:pPr>
+        <w:spacing w:before="139" w:line="360" w:lineRule="auto"/>
+        <w:ind w:left="179" w:right="179"/>
+        <w:jc w:val="both"/>
+        <w:rPr>
+          <w:sz w:val="24"/>
+          <w:szCs w:val="24"/>
+        </w:rPr>
+      </w:pPr>
     </w:p>
     <w:p>
       <w:pPr>
@@ -544,6 +564,13 @@
         <w:spacing w:before="90" w:line="360" w:lineRule="auto"/>
         <w:ind w:right="183"/>
         <w:jc w:val="both"/>
+      </w:pPr>
+    </w:p>
+    <w:p>
+      <w:pPr>
+        <w:spacing w:before="90" w:line="360" w:lineRule="auto"/>
+        <w:ind w:right="183"/>
+        <w:jc w:val="both"/>
         <w:rPr>
           <w:sz w:val="24"/>
           <w:szCs w:val="24"/>
@@ -557,7 +584,15 @@
           <w:sz w:val="24"/>
           <w:szCs w:val="24"/>
         </w:rPr>
-        <w:t xml:space="preserve">         Inicialmente afirma, de acordo com o art. 4º da Lei 1.060/50, com a nova redação dada pela Lei nº. 7.510/86, e art. 5º, LXXIV da Constituição Federal, que é pessoa sem recurso financeiro, não podendo, desta forma, arcar com as custas processuais, sem prejuízo do seu sustento próprio e de sua família, motivo pelo qual requer o benefício da Gratuidade de Justiça.</w:t>
+        <w:t xml:space="preserve">         Inicialmente afirma, de acordo com o art. 4º da Lei 1.060/50, com a nova redação dada pela Lei nº. 7.510/86, e art. 5º, LXXIV da Constituição Federal, que é pessoa sem recurso financeiro, não podendo, desta forma, arcar com as custas processuais, sem prejuízo do seu </w:t>
+      </w:r>
+      <w:r>
+        <w:rPr>
+          <w:sz w:val="24"/>
+          <w:szCs w:val="24"/>
+        </w:rPr>
+        <w:lastRenderedPageBreak/>
+        <w:t>sustento próprio e de sua família, motivo pelo qual requer o benefício da Gratuidade de Justiça.</w:t>
       </w:r>
     </w:p>
     <w:p>
@@ -886,14 +921,6 @@
         </w:rPr>
       </w:pPr>
       <w:bookmarkStart w:id="0" w:name="_Hlk217633236"/>
-      <w:r>
-        <w:rPr>
-          <w:sz w:val="24"/>
-          <w:szCs w:val="24"/>
-        </w:rPr>
-        <w:lastRenderedPageBreak/>
-        <w:t>A parte demandante precisa do benefício em questão para custear sua própria subsistência, uma vez que não tem condições de prover seu próprio sustento, nem contar com o apoio de sua família. É importante ressaltar que os requisitos para a concessão do benefício se assemelham aos necessários para a aprovação desta medida antecipatória. Portanto, a concessão se tornará indispensável em uma sentença.</w:t>
-      </w:r>
     </w:p>
     <w:p>
       <w:pPr>
@@ -905,13 +932,6 @@
           <w:szCs w:val="24"/>
         </w:rPr>
       </w:pPr>
-      <w:r>
-        <w:rPr>
-          <w:sz w:val="24"/>
-          <w:szCs w:val="24"/>
-        </w:rPr>
-        <w:t xml:space="preserve">Após a realização da perícia pertinente ao caso, ficará evidente que a parte Requerente preenche todos os requisitos para a aprovação da antecipação de tutela. O laudo socioeconômico comprovará de forma inequívoca seu estado de extrema pobreza, enquanto o laudo médico pericial não deixará dúvidas sobre as enfermidades incapacitantes, tornando todas as alegações verossímeis. </w:t>
-      </w:r>
     </w:p>
     <w:p>
       <w:pPr>
@@ -928,6 +948,42 @@
           <w:sz w:val="24"/>
           <w:szCs w:val="24"/>
         </w:rPr>
+        <w:t>A parte demandante precisa do benefício em questão para custear sua própria subsistência, uma vez que não tem condições de prover seu próprio sustento, nem contar com o apoio de sua família. É importante ressaltar que os requisitos para a concessão do benefício se assemelham aos necessários para a aprovação desta medida antecipatória. Portanto, a concessão se tornará indispensável em uma sentença.</w:t>
+      </w:r>
+    </w:p>
+    <w:p>
+      <w:pPr>
+        <w:spacing w:before="90" w:line="360" w:lineRule="auto"/>
+        <w:ind w:right="181" w:firstLine="567"/>
+        <w:jc w:val="both"/>
+        <w:rPr>
+          <w:sz w:val="24"/>
+          <w:szCs w:val="24"/>
+        </w:rPr>
+      </w:pPr>
+      <w:r>
+        <w:rPr>
+          <w:sz w:val="24"/>
+          <w:szCs w:val="24"/>
+        </w:rPr>
+        <w:t xml:space="preserve">Após a realização da perícia pertinente ao caso, ficará evidente que a parte Requerente preenche todos os requisitos para a aprovação da antecipação de tutela. O laudo socioeconômico comprovará de forma inequívoca seu estado de extrema pobreza, enquanto o laudo médico pericial não deixará dúvidas sobre as enfermidades incapacitantes, tornando todas as alegações verossímeis. </w:t>
+      </w:r>
+    </w:p>
+    <w:p>
+      <w:pPr>
+        <w:spacing w:before="90" w:line="360" w:lineRule="auto"/>
+        <w:ind w:right="181" w:firstLine="567"/>
+        <w:jc w:val="both"/>
+        <w:rPr>
+          <w:sz w:val="24"/>
+          <w:szCs w:val="24"/>
+        </w:rPr>
+      </w:pPr>
+      <w:r>
+        <w:rPr>
+          <w:sz w:val="24"/>
+          <w:szCs w:val="24"/>
+        </w:rPr>
         <w:t xml:space="preserve">O perigo de dano se configura pelo fato de que, se continuar sem receber o benefício, a </w:t>
       </w:r>
       <w:r>
@@ -935,14 +991,14 @@
           <w:sz w:val="24"/>
           <w:szCs w:val="24"/>
         </w:rPr>
-        <w:t>autor(a)</w:t>
-      </w:r>
-      <w:r>
-        <w:rPr>
-          <w:sz w:val="24"/>
-          <w:szCs w:val="24"/>
-        </w:rPr>
-        <w:t>a terá sua subsistência prejudicada, uma vez que o benefício tem caráter alimentar.</w:t>
+        <w:t>parte Autora</w:t>
+      </w:r>
+      <w:r>
+        <w:rPr>
+          <w:sz w:val="24"/>
+          <w:szCs w:val="24"/>
+        </w:rPr>
+        <w:t xml:space="preserve"> terá sua subsistência prejudicada, uma vez que o benefício tem caráter alimentar.</w:t>
       </w:r>
       <w:bookmarkEnd w:id="0"/>
     </w:p>
@@ -1096,6 +1152,14 @@
     </w:p>
     <w:p>
       <w:pPr>
+        <w:rPr>
+          <w:sz w:val="21"/>
+          <w:szCs w:val="21"/>
+        </w:rPr>
+      </w:pPr>
+    </w:p>
+    <w:p>
+      <w:pPr>
         <w:pStyle w:val="Ttulo1"/>
         <w:ind w:left="1031"/>
         <w:rPr>
@@ -1314,7 +1378,15 @@
           <w:sz w:val="24"/>
           <w:szCs w:val="24"/>
         </w:rPr>
-        <w:t xml:space="preserve"> necessita acompanhamento médico e uso de medicações para controlar seu quadro </w:t>
+        <w:t xml:space="preserve"> </w:t>
+      </w:r>
+      <w:r>
+        <w:rPr>
+          <w:sz w:val="24"/>
+          <w:szCs w:val="24"/>
+        </w:rPr>
+        <w:lastRenderedPageBreak/>
+        <w:t xml:space="preserve">necessita acompanhamento médico e uso de medicações para controlar seu quadro </w:t>
       </w:r>
       <w:bookmarkStart w:id="1" w:name="_Hlk198815936"/>
       <w:r>
@@ -1863,6 +1935,7 @@
           <w:sz w:val="20"/>
           <w:szCs w:val="20"/>
         </w:rPr>
+        <w:lastRenderedPageBreak/>
         <w:t>Art. 20. O benefício de prestação continuada é a garantia de um salário-mínimo mensal à pessoa com deficiência e ao idoso com 65 (sessenta e cinco) anos ou mais que comprovem não possuir meios de prover a própria manutenção nem de tê-la provida por sua família.</w:t>
       </w:r>
     </w:p>
@@ -2092,7 +2165,6 @@
         <w:jc w:val="both"/>
       </w:pPr>
       <w:r>
-        <w:lastRenderedPageBreak/>
         <w:t>{{ img_laudo }}</w:t>
       </w:r>
     </w:p>
@@ -2814,6 +2886,7 @@
           <w:sz w:val="24"/>
           <w:szCs w:val="24"/>
         </w:rPr>
+        <w:lastRenderedPageBreak/>
         <w:tab/>
       </w:r>
       <w:r>
@@ -2900,15 +2973,7 @@
           <w:sz w:val="24"/>
           <w:szCs w:val="24"/>
         </w:rPr>
-        <w:t xml:space="preserve">A gravidade de seu quadro clínico e a persistência de suas limitações funcionais comprometem sua plena capacidade de discernimento e de administração de seus interesses, justificando a necessidade de intervenção judicial para nomeação de curador, </w:t>
-      </w:r>
-      <w:r>
-        <w:rPr>
-          <w:sz w:val="24"/>
-          <w:szCs w:val="24"/>
-        </w:rPr>
-        <w:lastRenderedPageBreak/>
-        <w:t>nos termos dos arts. 1.767 e seguintes do Código Civil e do Estatuto da Pessoa com Deficiência (Lei nº 13.146/2015).</w:t>
+        <w:t>A gravidade de seu quadro clínico e a persistência de suas limitações funcionais comprometem sua plena capacidade de discernimento e de administração de seus interesses, justificando a necessidade de intervenção judicial para nomeação de curador, nos termos dos arts. 1.767 e seguintes do Código Civil e do Estatuto da Pessoa com Deficiência (Lei nº 13.146/2015).</w:t>
       </w:r>
     </w:p>
     <w:p>
@@ -3307,7 +3372,15 @@
           <w:sz w:val="20"/>
           <w:szCs w:val="20"/>
         </w:rPr>
-        <w:t>, salvo nos casos de impugnação específica e fundamentada da autarquia previdenciária ou decurso de prazo superior a 2 (dois) anos do indeferimento administrativo;”</w:t>
+        <w:t xml:space="preserve">, </w:t>
+      </w:r>
+      <w:r>
+        <w:rPr>
+          <w:sz w:val="20"/>
+          <w:szCs w:val="20"/>
+        </w:rPr>
+        <w:lastRenderedPageBreak/>
+        <w:t>salvo nos casos de impugnação específica e fundamentada da autarquia previdenciária ou decurso de prazo superior a 2 (dois) anos do indeferimento administrativo;”</w:t>
       </w:r>
     </w:p>
     <w:p>
@@ -3357,7 +3430,6 @@
           <w:sz w:val="24"/>
           <w:szCs w:val="24"/>
         </w:rPr>
-        <w:lastRenderedPageBreak/>
         <w:t xml:space="preserve">Portanto, diante de todo o exposto, </w:t>
       </w:r>
       <w:r>
@@ -3522,6 +3594,15 @@
     </w:p>
     <w:p>
       <w:pPr>
+        <w:spacing w:before="7"/>
+        <w:rPr>
+          <w:sz w:val="21"/>
+          <w:szCs w:val="21"/>
+        </w:rPr>
+      </w:pPr>
+    </w:p>
+    <w:p>
+      <w:pPr>
         <w:spacing w:before="90"/>
         <w:ind w:left="1031"/>
       </w:pPr>
@@ -3699,7 +3780,7 @@
           <w:sz w:val="24"/>
           <w:szCs w:val="24"/>
         </w:rPr>
-        <w:t>Autor(a)</w:t>
+        <w:t>parte Autor</w:t>
       </w:r>
       <w:r>
         <w:rPr>
@@ -3806,6 +3887,8 @@
         </w:rPr>
         <w:t xml:space="preserve"> bem como ao pagamento das prestações vencidas e vincendas, com a devida correção monetária;</w:t>
       </w:r>
+      <w:bookmarkStart w:id="2" w:name="_GoBack"/>
+      <w:bookmarkEnd w:id="2"/>
     </w:p>
     <w:p>
       <w:pPr>
@@ -3865,6 +3948,7 @@
           <w:sz w:val="24"/>
           <w:szCs w:val="24"/>
         </w:rPr>
+        <w:lastRenderedPageBreak/>
         <w:t>Requer-se ainda provar o alegado por todos os meios de prova admitidos no direito.</w:t>
       </w:r>
     </w:p>
@@ -3942,7 +4026,6 @@
           <w:sz w:val="24"/>
           <w:szCs w:val="24"/>
         </w:rPr>
-        <w:lastRenderedPageBreak/>
         <w:t xml:space="preserve">Guaraciaba do Norte – CE, </w:t>
       </w:r>
       <w:r>
@@ -3972,17 +4055,7 @@
           <w:sz w:val="24"/>
           <w:szCs w:val="24"/>
         </w:rPr>
-        <w:t>29 de julho</w:t>
-      </w:r>
-      <w:bookmarkStart w:id="2" w:name="_GoBack"/>
-      <w:bookmarkEnd w:id="2"/>
-      <w:r>
-        <w:rPr>
-          <w:noProof/>
-          <w:sz w:val="24"/>
-          <w:szCs w:val="24"/>
-        </w:rPr>
-        <w:t xml:space="preserve"> de 2026</w:t>
+        <w:t>29 de julho de 2026</w:t>
       </w:r>
       <w:r>
         <w:rPr>
@@ -8580,7 +8653,7 @@
 </file>
 
 <file path=customXml/itemProps1.xml><?xml version="1.0" encoding="utf-8"?>
-<ds:datastoreItem xmlns:ds="http://schemas.openxmlformats.org/officeDocument/2006/customXml" ds:itemID="{2E37303D-59C9-40D6-AB96-3C97D206AFAA}">
+<ds:datastoreItem xmlns:ds="http://schemas.openxmlformats.org/officeDocument/2006/customXml" ds:itemID="{F322B793-C0AA-4C0D-827D-5DA06F25EB35}">
   <ds:schemaRefs>
     <ds:schemaRef ds:uri="http://schemas.openxmlformats.org/officeDocument/2006/bibliography"/>
   </ds:schemaRefs>

--- a/assets/templates/bpc_deficiencia_curatela_rep.docx
+++ b/assets/templates/bpc_deficiencia_curatela_rep.docx
@@ -3887,8 +3887,6 @@
         </w:rPr>
         <w:t xml:space="preserve"> bem como ao pagamento das prestações vencidas e vincendas, com a devida correção monetária;</w:t>
       </w:r>
-      <w:bookmarkStart w:id="2" w:name="_GoBack"/>
-      <w:bookmarkEnd w:id="2"/>
     </w:p>
     <w:p>
       <w:pPr>
@@ -4130,7 +4128,32 @@
           <w:szCs w:val="24"/>
           <w:lang w:eastAsia="pt-BR"/>
         </w:rPr>
-        <w:t xml:space="preserve">OAB/CE Nº </w:t>
+        <w:t>OAB/</w:t>
+      </w:r>
+      <w:bookmarkStart w:id="2" w:name="_GoBack"/>
+      <w:bookmarkEnd w:id="2"/>
+      <w:r>
+        <w:rPr>
+          <w:b/>
+          <w:bCs/>
+          <w:iCs/>
+          <w:sz w:val="24"/>
+          <w:szCs w:val="24"/>
+          <w:highlight w:val="yellow"/>
+          <w:lang w:eastAsia="pt-BR"/>
+        </w:rPr>
+        <w:t>CE</w:t>
+      </w:r>
+      <w:r>
+        <w:rPr>
+          <w:b/>
+          <w:bCs/>
+          <w:iCs/>
+          <w:sz w:val="24"/>
+          <w:szCs w:val="24"/>
+          <w:lang w:eastAsia="pt-BR"/>
+        </w:rPr>
+        <w:t xml:space="preserve"> Nº </w:t>
       </w:r>
       <w:r>
         <w:rPr>
@@ -4322,7 +4345,7 @@
             </wp:anchor>
           </w:drawing>
         </mc:Choice>
-        <mc:Fallback xmlns:oel="http://schemas.microsoft.com/office/2019/extlst" xmlns:w16du="http://schemas.microsoft.com/office/word/2023/wordml/word16du" xmlns:w16sdtdh="http://schemas.microsoft.com/office/word/2020/wordml/sdtdatahash" xmlns:w16sdtfl="http://schemas.microsoft.com/office/word/2024/wordml/sdtformatlock">
+        <mc:Fallback xmlns:w16sdtfl="http://schemas.microsoft.com/office/word/2024/wordml/sdtformatlock" xmlns:w16sdtdh="http://schemas.microsoft.com/office/word/2020/wordml/sdtdatahash" xmlns:w16du="http://schemas.microsoft.com/office/word/2023/wordml/word16du" xmlns:oel="http://schemas.microsoft.com/office/2019/extlst">
           <w:pict>
             <v:shape w14:anchorId="3BCF6105" id="Forma Livre: Forma 13" o:spid="_x0000_s1026" style="position:absolute;margin-left:97.1pt;margin-top:24.7pt;width:370.9pt;height:.1pt;z-index:-251653120;visibility:visible;mso-wrap-style:square;mso-width-percent:0;mso-height-percent:0;mso-wrap-distance-left:0;mso-wrap-distance-top:0;mso-wrap-distance-right:0;mso-wrap-distance-bottom:0;mso-position-horizontal:absolute;mso-position-horizontal-relative:page;mso-position-vertical:absolute;mso-position-vertical-relative:text;mso-width-percent:0;mso-height-percent:0;mso-width-relative:page;mso-height-relative:page;v-text-anchor:top" coordsize="4710430,1270" o:gfxdata="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" path="m,l4709804,e" filled="f" strokeweight=".40283mm">
               <v:path arrowok="t" o:connecttype="custom" o:connectlocs="0,0;4709804,0" o:connectangles="0,0"/>
@@ -4691,7 +4714,7 @@
             </wp:anchor>
           </w:drawing>
         </mc:Choice>
-        <mc:Fallback xmlns:oel="http://schemas.microsoft.com/office/2019/extlst" xmlns:w16du="http://schemas.microsoft.com/office/word/2023/wordml/word16du" xmlns:w16sdtdh="http://schemas.microsoft.com/office/word/2020/wordml/sdtdatahash" xmlns:w16sdtfl="http://schemas.microsoft.com/office/word/2024/wordml/sdtformatlock">
+        <mc:Fallback xmlns:w16sdtfl="http://schemas.microsoft.com/office/word/2024/wordml/sdtformatlock" xmlns:w16sdtdh="http://schemas.microsoft.com/office/word/2020/wordml/sdtdatahash" xmlns:w16du="http://schemas.microsoft.com/office/word/2023/wordml/word16du" xmlns:oel="http://schemas.microsoft.com/office/2019/extlst">
           <w:pict>
             <v:shape w14:anchorId="734A0437" id="Forma Livre: Forma 3" o:spid="_x0000_s1026" style="position:absolute;margin-left:97.1pt;margin-top:24.7pt;width:370.9pt;height:.1pt;z-index:-251655168;visibility:visible;mso-wrap-style:square;mso-width-percent:0;mso-height-percent:0;mso-wrap-distance-left:0;mso-wrap-distance-top:0;mso-wrap-distance-right:0;mso-wrap-distance-bottom:0;mso-position-horizontal:absolute;mso-position-horizontal-relative:page;mso-position-vertical:absolute;mso-position-vertical-relative:text;mso-width-percent:0;mso-height-percent:0;mso-width-relative:page;mso-height-relative:page;v-text-anchor:top" coordsize="4710430,1270" o:gfxdata="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" path="m,l4709804,e" filled="f" strokeweight=".40283mm">
               <v:path arrowok="t" o:connecttype="custom" o:connectlocs="0,0;4709804,0" o:connectangles="0,0"/>
@@ -8653,7 +8676,7 @@
 </file>
 
 <file path=customXml/itemProps1.xml><?xml version="1.0" encoding="utf-8"?>
-<ds:datastoreItem xmlns:ds="http://schemas.openxmlformats.org/officeDocument/2006/customXml" ds:itemID="{F322B793-C0AA-4C0D-827D-5DA06F25EB35}">
+<ds:datastoreItem xmlns:ds="http://schemas.openxmlformats.org/officeDocument/2006/customXml" ds:itemID="{02344C61-C094-4BD6-9AF4-46DC89739E78}">
   <ds:schemaRefs>
     <ds:schemaRef ds:uri="http://schemas.openxmlformats.org/officeDocument/2006/bibliography"/>
   </ds:schemaRefs>
